--- a/hin/docx/09.content.docx
+++ b/hin/docx/09.content.docx
@@ -19,7 +19,7 @@
         <w:rPr>
           <w:lang w:val="hi_IN" w:bidi="hi_IN"/>
         </w:rPr>
-        <w:t>Resource: अध्ययन नोट्स - पुस्तक परिचय (टिंडेल)</w:t>
+        <w:t>Resource: Tyndale Open Study Notes</w:t>
       </w:r>
       <w:r>
         <w:rPr>
@@ -112,7 +112,7 @@
         <w:rPr>
           <w:lang w:val="hi_IN" w:bidi="hi_IN"/>
         </w:rPr>
-        <w:t>अध्ययन नोट्स - पुस्तक परिचय (टिंडेल)</w:t>
+        <w:t>Tyndale Open Study Notes</w:t>
       </w:r>
     </w:p>
     <w:p>

--- a/hin/docx/09.content.docx
+++ b/hin/docx/09.content.docx
@@ -19,7 +19,7 @@
         <w:rPr>
           <w:lang w:val="hi_IN" w:bidi="hi_IN"/>
         </w:rPr>
-        <w:t>Resource: Tyndale Open Study Notes</w:t>
+        <w:t>Resource: Aquifer Open Study Notes (Book Intros)</w:t>
       </w:r>
       <w:r>
         <w:rPr>
@@ -112,7 +112,7 @@
         <w:rPr>
           <w:lang w:val="hi_IN" w:bidi="hi_IN"/>
         </w:rPr>
-        <w:t>Tyndale Open Study Notes</w:t>
+        <w:t>Aquifer Open Study Notes (Book Intros)</w:t>
       </w:r>
     </w:p>
     <w:p>

--- a/hin/docx/09.content.docx
+++ b/hin/docx/09.content.docx
@@ -258,36 +258,24 @@
         </w:rPr>
         <w:t>मूसा ने भविष्यवाणी की थी कि इस्राएल के लोग एक राजा की मांग करेंगे जो उन पर शासन करे (</w:t>
       </w:r>
-      <w:hyperlink r:id="rId13">
-        <w:r>
-          <w:rPr>
-            <w:lang w:val="hi_IN" w:bidi="hi_IN"/>
-          </w:rPr>
-          <w:rPr>
-            <w:color w:val="0000EE"/>
-            <w:u w:val="single"/>
-          </w:rPr>
-          <w:t>व्य.वि. 17:14–20</w:t>
-        </w:r>
-      </w:hyperlink>
+      <w:r>
+        <w:rPr>
+          <w:lang w:val="hi_IN" w:bidi="hi_IN"/>
+        </w:rPr>
+        <w:t>व्य.वि. 17:14–20</w:t>
+      </w:r>
       <w:r>
         <w:rPr>
           <w:lang w:val="hi_IN" w:bidi="hi_IN"/>
         </w:rPr>
         <w:t>)। परमेश्वर ने राजा के लिए आवश्यकताओं को स्पष्ट किया (</w:t>
       </w:r>
-      <w:hyperlink r:id="rId14">
-        <w:r>
-          <w:rPr>
-            <w:lang w:val="hi_IN" w:bidi="hi_IN"/>
-          </w:rPr>
-          <w:rPr>
-            <w:color w:val="0000EE"/>
-            <w:u w:val="single"/>
-          </w:rPr>
-          <w:t>व्य.वि. 17:15</w:t>
-        </w:r>
-      </w:hyperlink>
+      <w:r>
+        <w:rPr>
+          <w:lang w:val="hi_IN" w:bidi="hi_IN"/>
+        </w:rPr>
+        <w:t>व्य.वि. 17:15</w:t>
+      </w:r>
       <w:r>
         <w:rPr>
           <w:lang w:val="hi_IN" w:bidi="hi_IN"/>
@@ -306,36 +294,24 @@
         </w:rPr>
         <w:t>, और सोना और चाँदी की बड़ी मात्रा चाह सकता है (</w:t>
       </w:r>
-      <w:hyperlink r:id="rId15">
-        <w:r>
-          <w:rPr>
-            <w:lang w:val="hi_IN" w:bidi="hi_IN"/>
-          </w:rPr>
-          <w:rPr>
-            <w:color w:val="0000EE"/>
-            <w:u w:val="single"/>
-          </w:rPr>
-          <w:t>व्य.वि. 17:16–17</w:t>
-        </w:r>
-      </w:hyperlink>
+      <w:r>
+        <w:rPr>
+          <w:lang w:val="hi_IN" w:bidi="hi_IN"/>
+        </w:rPr>
+        <w:t>व्य.वि. 17:16–17</w:t>
+      </w:r>
       <w:r>
         <w:rPr>
           <w:lang w:val="hi_IN" w:bidi="hi_IN"/>
         </w:rPr>
         <w:t>)। इन प्रवृत्तियों को कम करने के लिए, परमेश्वर ने निर्देश दिया कि इस्राएल का प्रत्येक राजा परमेश्वर की व्यवस्था का अध्ययन करें (</w:t>
       </w:r>
-      <w:hyperlink r:id="rId16">
-        <w:r>
-          <w:rPr>
-            <w:lang w:val="hi_IN" w:bidi="hi_IN"/>
-          </w:rPr>
-          <w:rPr>
-            <w:color w:val="0000EE"/>
-            <w:u w:val="single"/>
-          </w:rPr>
-          <w:t>व्य.वि. 17:18–20</w:t>
-        </w:r>
-      </w:hyperlink>
+      <w:r>
+        <w:rPr>
+          <w:lang w:val="hi_IN" w:bidi="hi_IN"/>
+        </w:rPr>
+        <w:t>व्य.वि. 17:18–20</w:t>
+      </w:r>
       <w:r>
         <w:rPr>
           <w:lang w:val="hi_IN" w:bidi="hi_IN"/>
@@ -356,18 +332,12 @@
         </w:rPr>
         <w:t xml:space="preserve">न्यायियों के दिनों के दौरान, इस्राएल के गोत्रों में एकता का अभाव था (देखें </w:t>
       </w:r>
-      <w:hyperlink r:id="rId17">
-        <w:r>
-          <w:rPr>
-            <w:lang w:val="hi_IN" w:bidi="hi_IN"/>
-          </w:rPr>
-          <w:rPr>
-            <w:color w:val="0000EE"/>
-            <w:u w:val="single"/>
-          </w:rPr>
-          <w:t>न्या 17–21</w:t>
-        </w:r>
-      </w:hyperlink>
+      <w:r>
+        <w:rPr>
+          <w:lang w:val="hi_IN" w:bidi="hi_IN"/>
+        </w:rPr>
+        <w:t>न्या 17–21</w:t>
+      </w:r>
       <w:r>
         <w:rPr>
           <w:lang w:val="hi_IN" w:bidi="hi_IN"/>
@@ -388,36 +358,24 @@
         </w:rPr>
         <w:t>गिदोन, जिन्होंने शमूएल के समय से लगभग सौ साल पहले इस्राएल का न्याय किया, एक राजा की तरह व्यवहार किया था। गिदोन ने वंशानुगत राजवंश की स्थापना के निमन्त्रण को अस्वीकार कर दिया (</w:t>
       </w:r>
-      <w:hyperlink r:id="rId18">
-        <w:r>
-          <w:rPr>
-            <w:lang w:val="hi_IN" w:bidi="hi_IN"/>
-          </w:rPr>
-          <w:rPr>
-            <w:color w:val="0000EE"/>
-            <w:u w:val="single"/>
-          </w:rPr>
-          <w:t>न्या 8:22–23</w:t>
-        </w:r>
-      </w:hyperlink>
+      <w:r>
+        <w:rPr>
+          <w:lang w:val="hi_IN" w:bidi="hi_IN"/>
+        </w:rPr>
+        <w:t>न्या 8:22–23</w:t>
+      </w:r>
       <w:r>
         <w:rPr>
           <w:lang w:val="hi_IN" w:bidi="hi_IN"/>
         </w:rPr>
         <w:t>), परन्तु उन्होंने राजा की तरह व्यवहार करना शुरू कर दिया: उन्होंने सोना इकट्ठा किया और इसका उपयोग एक धार्मिक मूर्ति बनाने के लिए किया (</w:t>
       </w:r>
-      <w:hyperlink r:id="rId19">
-        <w:r>
-          <w:rPr>
-            <w:lang w:val="hi_IN" w:bidi="hi_IN"/>
-          </w:rPr>
-          <w:rPr>
-            <w:color w:val="0000EE"/>
-            <w:u w:val="single"/>
-          </w:rPr>
-          <w:t>न्या 8:24–27</w:t>
-        </w:r>
-      </w:hyperlink>
+      <w:r>
+        <w:rPr>
+          <w:lang w:val="hi_IN" w:bidi="hi_IN"/>
+        </w:rPr>
+        <w:t>न्या 8:24–27</w:t>
+      </w:r>
       <w:r>
         <w:rPr>
           <w:lang w:val="hi_IN" w:bidi="hi_IN"/>
@@ -448,36 +406,24 @@
         </w:rPr>
         <w:t xml:space="preserve"> (</w:t>
       </w:r>
-      <w:hyperlink r:id="rId20">
-        <w:r>
-          <w:rPr>
-            <w:lang w:val="hi_IN" w:bidi="hi_IN"/>
-          </w:rPr>
-          <w:rPr>
-            <w:color w:val="0000EE"/>
-            <w:u w:val="single"/>
-          </w:rPr>
-          <w:t>न्या 8:30</w:t>
-        </w:r>
-      </w:hyperlink>
+      <w:r>
+        <w:rPr>
+          <w:lang w:val="hi_IN" w:bidi="hi_IN"/>
+        </w:rPr>
+        <w:t>न्या 8:30</w:t>
+      </w:r>
       <w:r>
         <w:rPr>
           <w:lang w:val="hi_IN" w:bidi="hi_IN"/>
         </w:rPr>
         <w:t>), और उन्होंने अपने एक पुत्र का नाम अबीमेलेक रखा, जिसका अर्थ है "मेरे पिता राजा हैं" (</w:t>
       </w:r>
-      <w:hyperlink r:id="rId21">
-        <w:r>
-          <w:rPr>
-            <w:lang w:val="hi_IN" w:bidi="hi_IN"/>
-          </w:rPr>
-          <w:rPr>
-            <w:color w:val="0000EE"/>
-            <w:u w:val="single"/>
-          </w:rPr>
-          <w:t>न्या 8:31</w:t>
-        </w:r>
-      </w:hyperlink>
+      <w:r>
+        <w:rPr>
+          <w:lang w:val="hi_IN" w:bidi="hi_IN"/>
+        </w:rPr>
+        <w:t>न्या 8:31</w:t>
+      </w:r>
       <w:r>
         <w:rPr>
           <w:lang w:val="hi_IN" w:bidi="hi_IN"/>
@@ -503,126 +449,84 @@
           <w:lang w:val="hi_IN" w:bidi="hi_IN"/>
         </w:rPr>
       </w:r>
-      <w:hyperlink r:id="rId22">
-        <w:r>
-          <w:rPr>
-            <w:lang w:val="hi_IN" w:bidi="hi_IN"/>
-          </w:rPr>
-          <w:rPr>
-            <w:color w:val="0000EE"/>
-            <w:u w:val="single"/>
-          </w:rPr>
-          <w:t>1 शमूएल 1–7</w:t>
-        </w:r>
-      </w:hyperlink>
+      <w:r>
+        <w:rPr>
+          <w:lang w:val="hi_IN" w:bidi="hi_IN"/>
+        </w:rPr>
+        <w:t>1 शमूएल 1–7</w:t>
+      </w:r>
       <w:r>
         <w:rPr>
           <w:lang w:val="hi_IN" w:bidi="hi_IN"/>
         </w:rPr>
         <w:t xml:space="preserve"> शमूएल परमेश्वर के न्यायी और भविष्यवक्ता के रूप में उभरते हैं। शमूएल का जन्म हन्ना नामक एक भक्त स्त्री से हुआ था, जो पहले बाँझ थीं (</w:t>
       </w:r>
-      <w:hyperlink r:id="rId23">
-        <w:r>
-          <w:rPr>
-            <w:lang w:val="hi_IN" w:bidi="hi_IN"/>
-          </w:rPr>
-          <w:rPr>
-            <w:color w:val="0000EE"/>
-            <w:u w:val="single"/>
-          </w:rPr>
-          <w:t>1:1–23</w:t>
-        </w:r>
-      </w:hyperlink>
+      <w:r>
+        <w:rPr>
+          <w:lang w:val="hi_IN" w:bidi="hi_IN"/>
+        </w:rPr>
+        <w:t>1:1–23</w:t>
+      </w:r>
       <w:r>
         <w:rPr>
           <w:lang w:val="hi_IN" w:bidi="hi_IN"/>
         </w:rPr>
         <w:t>)। एक बालक के रूप में, शमूएल, जो एक लेवी थे, (</w:t>
       </w:r>
-      <w:hyperlink r:id="rId24">
-        <w:r>
-          <w:rPr>
-            <w:lang w:val="hi_IN" w:bidi="hi_IN"/>
-          </w:rPr>
-          <w:rPr>
-            <w:color w:val="0000EE"/>
-            <w:u w:val="single"/>
-          </w:rPr>
-          <w:t>1 इति 6:33–34</w:t>
-        </w:r>
-      </w:hyperlink>
+      <w:r>
+        <w:rPr>
+          <w:lang w:val="hi_IN" w:bidi="hi_IN"/>
+        </w:rPr>
+        <w:t>1 इति 6:33–34</w:t>
+      </w:r>
       <w:r>
         <w:rPr>
           <w:lang w:val="hi_IN" w:bidi="hi_IN"/>
         </w:rPr>
         <w:t>) तम्बू में याजक एली के अधीन एक प्रशिक्षु बन गए (</w:t>
       </w:r>
-      <w:hyperlink r:id="rId25">
-        <w:r>
-          <w:rPr>
-            <w:lang w:val="hi_IN" w:bidi="hi_IN"/>
-          </w:rPr>
-          <w:rPr>
-            <w:color w:val="0000EE"/>
-            <w:u w:val="single"/>
-          </w:rPr>
-          <w:t>1:24–3:18</w:t>
-        </w:r>
-      </w:hyperlink>
+      <w:r>
+        <w:rPr>
+          <w:lang w:val="hi_IN" w:bidi="hi_IN"/>
+        </w:rPr>
+        <w:t>1:24–3:18</w:t>
+      </w:r>
       <w:r>
         <w:rPr>
           <w:lang w:val="hi_IN" w:bidi="hi_IN"/>
         </w:rPr>
         <w:t>)। सम्भवतः उन्हें तम्बू में सहायक बनने के लिए प्रशिक्षित किया जा रहा था, परन्तु इसके बजाय, वह एक प्रतिष्ठित भविष्यद्वक्ता बन गए (</w:t>
       </w:r>
-      <w:hyperlink r:id="rId26">
-        <w:r>
-          <w:rPr>
-            <w:lang w:val="hi_IN" w:bidi="hi_IN"/>
-          </w:rPr>
-          <w:rPr>
-            <w:color w:val="0000EE"/>
-            <w:u w:val="single"/>
-          </w:rPr>
-          <w:t>3:19–4:1</w:t>
-        </w:r>
-      </w:hyperlink>
+      <w:r>
+        <w:rPr>
+          <w:lang w:val="hi_IN" w:bidi="hi_IN"/>
+        </w:rPr>
+        <w:t>3:19–4:1</w:t>
+      </w:r>
       <w:r>
         <w:rPr>
           <w:lang w:val="hi_IN" w:bidi="hi_IN"/>
         </w:rPr>
         <w:t>अ )। पलिश्तियों द्वारा इस्राएलियों को परेशान करने और वाचा के सन्दूक को पकड़ने की घटनाओं (</w:t>
       </w:r>
-      <w:hyperlink r:id="rId27">
-        <w:r>
-          <w:rPr>
-            <w:lang w:val="hi_IN" w:bidi="hi_IN"/>
-          </w:rPr>
-          <w:rPr>
-            <w:color w:val="0000EE"/>
-            <w:u w:val="single"/>
-          </w:rPr>
-          <w:t>4:1–7:2</w:t>
-        </w:r>
-      </w:hyperlink>
+      <w:r>
+        <w:rPr>
+          <w:lang w:val="hi_IN" w:bidi="hi_IN"/>
+        </w:rPr>
+        <w:t>4:1–7:2</w:t>
+      </w:r>
       <w:r>
         <w:rPr>
           <w:lang w:val="hi_IN" w:bidi="hi_IN"/>
         </w:rPr>
         <w:t xml:space="preserve">) में शमूएल का उल्लेख नहीं मिलता, जिससे संकेत मिलता है कि उस समय तक वह इस्राएल के राष्ट्रीय जीवन में प्रमुख भूमिका में नहीं थे। अध्याय </w:t>
       </w:r>
-      <w:hyperlink r:id="rId28">
-        <w:r>
-          <w:rPr>
-            <w:lang w:val="hi_IN" w:bidi="hi_IN"/>
-          </w:rPr>
-          <w:rPr>
-            <w:color w:val="0000EE"/>
-            <w:u w:val="single"/>
-          </w:rPr>
-          <w:t>7</w:t>
-        </w:r>
-      </w:hyperlink>
+      <w:r>
+        <w:rPr>
+          <w:lang w:val="hi_IN" w:bidi="hi_IN"/>
+        </w:rPr>
+        <w:t>7</w:t>
+      </w:r>
       <w:r>
         <w:rPr>
           <w:lang w:val="hi_IN" w:bidi="hi_IN"/>
@@ -643,72 +547,48 @@
         </w:rPr>
         <w:t>शमूएल का नेतृत्व लेवीय, भविष्यवक्ता और न्यायी के रूप में सार्वजनिक जीवन के सभी क्षेत्रों में फैला हुआ था। फिर भी उनके पुत्र उनके स्थान पर कार्य करने के योग्य साबित नहीं हुए (</w:t>
       </w:r>
-      <w:hyperlink r:id="rId29">
-        <w:r>
-          <w:rPr>
-            <w:lang w:val="hi_IN" w:bidi="hi_IN"/>
-          </w:rPr>
-          <w:rPr>
-            <w:color w:val="0000EE"/>
-            <w:u w:val="single"/>
-          </w:rPr>
-          <w:t>8:1–3</w:t>
-        </w:r>
-      </w:hyperlink>
+      <w:r>
+        <w:rPr>
+          <w:lang w:val="hi_IN" w:bidi="hi_IN"/>
+        </w:rPr>
+        <w:t>8:1–3</w:t>
+      </w:r>
       <w:r>
         <w:rPr>
           <w:lang w:val="hi_IN" w:bidi="hi_IN"/>
         </w:rPr>
         <w:t>), इसलिए इस्राएल ने शमूएल से अन्य राष्ट्रों की तरह एक राजा नियुक्त करने के लिए कहा। शमूएल ने अपने विरोध में स्पष्ट रूप से बात की (</w:t>
       </w:r>
-      <w:hyperlink r:id="rId30">
-        <w:r>
-          <w:rPr>
-            <w:lang w:val="hi_IN" w:bidi="hi_IN"/>
-          </w:rPr>
-          <w:rPr>
-            <w:color w:val="0000EE"/>
-            <w:u w:val="single"/>
-          </w:rPr>
-          <w:t>8:10–21</w:t>
-        </w:r>
-      </w:hyperlink>
+      <w:r>
+        <w:rPr>
+          <w:lang w:val="hi_IN" w:bidi="hi_IN"/>
+        </w:rPr>
+        <w:t>8:10–21</w:t>
+      </w:r>
       <w:r>
         <w:rPr>
           <w:lang w:val="hi_IN" w:bidi="hi_IN"/>
         </w:rPr>
         <w:t xml:space="preserve">), फिर भी प्रभु ने शमूएल को शाऊल को राजा के रूप में अभिषेक करने का निर्देश दिया (अध्याय </w:t>
       </w:r>
-      <w:hyperlink r:id="rId31">
-        <w:r>
-          <w:rPr>
-            <w:lang w:val="hi_IN" w:bidi="hi_IN"/>
-          </w:rPr>
-          <w:rPr>
-            <w:color w:val="0000EE"/>
-            <w:u w:val="single"/>
-          </w:rPr>
-          <w:t>9–10</w:t>
-        </w:r>
-      </w:hyperlink>
+      <w:r>
+        <w:rPr>
+          <w:lang w:val="hi_IN" w:bidi="hi_IN"/>
+        </w:rPr>
+        <w:t>9–10</w:t>
+      </w:r>
       <w:r>
         <w:rPr>
           <w:lang w:val="hi_IN" w:bidi="hi_IN"/>
         </w:rPr>
         <w:t xml:space="preserve">)। अपने विदाई भाषण में, शमूएल ने इस्राएलियों को परमेश्वर की शक्ति और उनके प्रति देखभाल की याद दिलाई (अध्याय </w:t>
       </w:r>
-      <w:hyperlink r:id="rId32">
-        <w:r>
-          <w:rPr>
-            <w:lang w:val="hi_IN" w:bidi="hi_IN"/>
-          </w:rPr>
-          <w:rPr>
-            <w:color w:val="0000EE"/>
-            <w:u w:val="single"/>
-          </w:rPr>
-          <w:t>12</w:t>
-        </w:r>
-      </w:hyperlink>
+      <w:r>
+        <w:rPr>
+          <w:lang w:val="hi_IN" w:bidi="hi_IN"/>
+        </w:rPr>
+        <w:t>12</w:t>
+      </w:r>
       <w:r>
         <w:rPr>
           <w:lang w:val="hi_IN" w:bidi="hi_IN"/>
@@ -729,108 +609,72 @@
         </w:rPr>
         <w:t xml:space="preserve">शुरुआत में, शाऊल एक अच्छे राजा थे। उन्होंने पड़ोसी अम्मोनियों को हराया और याबेश-गिलाद के शहर को विनाश से बचाया (अध्याय </w:t>
       </w:r>
-      <w:hyperlink r:id="rId33">
-        <w:r>
-          <w:rPr>
-            <w:lang w:val="hi_IN" w:bidi="hi_IN"/>
-          </w:rPr>
-          <w:rPr>
-            <w:color w:val="0000EE"/>
-            <w:u w:val="single"/>
-          </w:rPr>
-          <w:t>11</w:t>
-        </w:r>
-      </w:hyperlink>
+      <w:r>
+        <w:rPr>
+          <w:lang w:val="hi_IN" w:bidi="hi_IN"/>
+        </w:rPr>
+        <w:t>11</w:t>
+      </w:r>
       <w:r>
         <w:rPr>
           <w:lang w:val="hi_IN" w:bidi="hi_IN"/>
         </w:rPr>
         <w:t xml:space="preserve">)। परन्तु शाऊल ने जल्द ही परमेश्वर की अवज्ञा करके साबित कर दिया कि वह इस्राएल का राजा बनने के योग्य नहीं थे (अध्याय </w:t>
       </w:r>
-      <w:hyperlink r:id="rId34">
-        <w:r>
-          <w:rPr>
-            <w:lang w:val="hi_IN" w:bidi="hi_IN"/>
-          </w:rPr>
-          <w:rPr>
-            <w:color w:val="0000EE"/>
-            <w:u w:val="single"/>
-          </w:rPr>
-          <w:t>13</w:t>
-        </w:r>
-      </w:hyperlink>
+      <w:r>
+        <w:rPr>
+          <w:lang w:val="hi_IN" w:bidi="hi_IN"/>
+        </w:rPr>
+        <w:t>13</w:t>
+      </w:r>
       <w:r>
         <w:rPr>
           <w:lang w:val="hi_IN" w:bidi="hi_IN"/>
         </w:rPr>
         <w:t xml:space="preserve">, </w:t>
       </w:r>
-      <w:hyperlink r:id="rId35">
-        <w:r>
-          <w:rPr>
-            <w:lang w:val="hi_IN" w:bidi="hi_IN"/>
-          </w:rPr>
-          <w:rPr>
-            <w:color w:val="0000EE"/>
-            <w:u w:val="single"/>
-          </w:rPr>
-          <w:t>15</w:t>
-        </w:r>
-      </w:hyperlink>
+      <w:r>
+        <w:rPr>
+          <w:lang w:val="hi_IN" w:bidi="hi_IN"/>
+        </w:rPr>
+        <w:t>15</w:t>
+      </w:r>
       <w:r>
         <w:rPr>
           <w:lang w:val="hi_IN" w:bidi="hi_IN"/>
         </w:rPr>
         <w:t>)। इसके विपरीत, शाऊल के कुलीन पुत्र योनातान एक आदर्श उत्तराधिकारी प्रतीत होते थे (</w:t>
       </w:r>
-      <w:hyperlink r:id="rId36">
-        <w:r>
-          <w:rPr>
-            <w:lang w:val="hi_IN" w:bidi="hi_IN"/>
-          </w:rPr>
-          <w:rPr>
-            <w:color w:val="0000EE"/>
-            <w:u w:val="single"/>
-          </w:rPr>
-          <w:t>14:1–52</w:t>
-        </w:r>
-      </w:hyperlink>
+      <w:r>
+        <w:rPr>
+          <w:lang w:val="hi_IN" w:bidi="hi_IN"/>
+        </w:rPr>
+        <w:t>14:1–52</w:t>
+      </w:r>
       <w:r>
         <w:rPr>
           <w:lang w:val="hi_IN" w:bidi="hi_IN"/>
         </w:rPr>
         <w:t xml:space="preserve">)। परन्तु योनातान शाऊल के उत्तराधिकारी नहीं बन सके, क्योंकि परमेश्वर की अलग योजनाएँ थीं (अध्याय </w:t>
       </w:r>
-      <w:hyperlink r:id="rId37">
-        <w:r>
-          <w:rPr>
-            <w:lang w:val="hi_IN" w:bidi="hi_IN"/>
-          </w:rPr>
-          <w:rPr>
-            <w:color w:val="0000EE"/>
-            <w:u w:val="single"/>
-          </w:rPr>
-          <w:t>16–31</w:t>
-        </w:r>
-      </w:hyperlink>
+      <w:r>
+        <w:rPr>
+          <w:lang w:val="hi_IN" w:bidi="hi_IN"/>
+        </w:rPr>
+        <w:t>16–31</w:t>
+      </w:r>
       <w:r>
         <w:rPr>
           <w:lang w:val="hi_IN" w:bidi="hi_IN"/>
         </w:rPr>
         <w:t>)। जब शाऊल अभी भी राजा थे, परमेश्वर ने शमूएल को निर्देश दिया कि वह गुप्त रूप से दाऊद का अभिषेक करें (</w:t>
       </w:r>
-      <w:hyperlink r:id="rId38">
-        <w:r>
-          <w:rPr>
-            <w:lang w:val="hi_IN" w:bidi="hi_IN"/>
-          </w:rPr>
-          <w:rPr>
-            <w:color w:val="0000EE"/>
-            <w:u w:val="single"/>
-          </w:rPr>
-          <w:t>16:1–13</w:t>
-        </w:r>
-      </w:hyperlink>
+      <w:r>
+        <w:rPr>
+          <w:lang w:val="hi_IN" w:bidi="hi_IN"/>
+        </w:rPr>
+        <w:t>16:1–13</w:t>
+      </w:r>
       <w:r>
         <w:rPr>
           <w:lang w:val="hi_IN" w:bidi="hi_IN"/>
@@ -851,108 +695,72 @@
         </w:rPr>
         <w:t>शाऊल और दाऊद का सम्बन्ध शुरुआत में अच्छा था, विशेष रूप से दाऊद की संगीत प्रतिभा के कारण (</w:t>
       </w:r>
-      <w:hyperlink r:id="rId39">
-        <w:r>
-          <w:rPr>
-            <w:lang w:val="hi_IN" w:bidi="hi_IN"/>
-          </w:rPr>
-          <w:rPr>
-            <w:color w:val="0000EE"/>
-            <w:u w:val="single"/>
-          </w:rPr>
-          <w:t>16:14–23</w:t>
-        </w:r>
-      </w:hyperlink>
+      <w:r>
+        <w:rPr>
+          <w:lang w:val="hi_IN" w:bidi="hi_IN"/>
+        </w:rPr>
+        <w:t>16:14–23</w:t>
+      </w:r>
       <w:r>
         <w:rPr>
           <w:lang w:val="hi_IN" w:bidi="hi_IN"/>
         </w:rPr>
         <w:t>)। हालांकि, गोलियत के साथ दाऊद की सफलता (</w:t>
       </w:r>
-      <w:hyperlink r:id="rId40">
-        <w:r>
-          <w:rPr>
-            <w:lang w:val="hi_IN" w:bidi="hi_IN"/>
-          </w:rPr>
-          <w:rPr>
-            <w:color w:val="0000EE"/>
-            <w:u w:val="single"/>
-          </w:rPr>
-          <w:t>17:1–58</w:t>
-        </w:r>
-      </w:hyperlink>
+      <w:r>
+        <w:rPr>
+          <w:lang w:val="hi_IN" w:bidi="hi_IN"/>
+        </w:rPr>
+        <w:t>17:1–58</w:t>
+      </w:r>
       <w:r>
         <w:rPr>
           <w:lang w:val="hi_IN" w:bidi="hi_IN"/>
         </w:rPr>
         <w:t>) ने शाऊल को ईर्ष्यालु बना दिया (</w:t>
       </w:r>
-      <w:hyperlink r:id="rId41">
-        <w:r>
-          <w:rPr>
-            <w:lang w:val="hi_IN" w:bidi="hi_IN"/>
-          </w:rPr>
-          <w:rPr>
-            <w:color w:val="0000EE"/>
-            <w:u w:val="single"/>
-          </w:rPr>
-          <w:t>18:6–16</w:t>
-        </w:r>
-      </w:hyperlink>
+      <w:r>
+        <w:rPr>
+          <w:lang w:val="hi_IN" w:bidi="hi_IN"/>
+        </w:rPr>
+        <w:t>18:6–16</w:t>
+      </w:r>
       <w:r>
         <w:rPr>
           <w:lang w:val="hi_IN" w:bidi="hi_IN"/>
         </w:rPr>
         <w:t>), और शाऊल ने अपने राजत्व के लिए दाऊद द्वारा उत्पन्न खतरे को समाप्त करने की कोशिश की। उन्होंने दाऊद को विवाह के माध्यम से अपने परिवार में शामिल किया ताकि उन्हें मारने के अधिक अवसर मिल सकें (</w:t>
       </w:r>
-      <w:hyperlink r:id="rId42">
-        <w:r>
-          <w:rPr>
-            <w:lang w:val="hi_IN" w:bidi="hi_IN"/>
-          </w:rPr>
-          <w:rPr>
-            <w:color w:val="0000EE"/>
-            <w:u w:val="single"/>
-          </w:rPr>
-          <w:t>18:17–29</w:t>
-        </w:r>
-      </w:hyperlink>
+      <w:r>
+        <w:rPr>
+          <w:lang w:val="hi_IN" w:bidi="hi_IN"/>
+        </w:rPr>
+        <w:t>18:17–29</w:t>
+      </w:r>
       <w:r>
         <w:rPr>
           <w:lang w:val="hi_IN" w:bidi="hi_IN"/>
         </w:rPr>
         <w:t>)। उन्होंने दाऊद पर सीधे हमला किया (</w:t>
       </w:r>
-      <w:hyperlink r:id="rId43">
-        <w:r>
-          <w:rPr>
-            <w:lang w:val="hi_IN" w:bidi="hi_IN"/>
-          </w:rPr>
-          <w:rPr>
-            <w:color w:val="0000EE"/>
-            <w:u w:val="single"/>
-          </w:rPr>
-          <w:t>19:1–10</w:t>
-        </w:r>
-      </w:hyperlink>
+      <w:r>
+        <w:rPr>
+          <w:lang w:val="hi_IN" w:bidi="hi_IN"/>
+        </w:rPr>
+        <w:t>19:1–10</w:t>
+      </w:r>
       <w:r>
         <w:rPr>
           <w:lang w:val="hi_IN" w:bidi="hi_IN"/>
         </w:rPr>
         <w:t xml:space="preserve">) और जो कोई भी दाऊद को शरण देता था, उसे मार डाला (अध्याय </w:t>
       </w:r>
-      <w:hyperlink r:id="rId44">
-        <w:r>
-          <w:rPr>
-            <w:lang w:val="hi_IN" w:bidi="hi_IN"/>
-          </w:rPr>
-          <w:rPr>
-            <w:color w:val="0000EE"/>
-            <w:u w:val="single"/>
-          </w:rPr>
-          <w:t>21–22</w:t>
-        </w:r>
-      </w:hyperlink>
+      <w:r>
+        <w:rPr>
+          <w:lang w:val="hi_IN" w:bidi="hi_IN"/>
+        </w:rPr>
+        <w:t>21–22</w:t>
+      </w:r>
       <w:r>
         <w:rPr>
           <w:lang w:val="hi_IN" w:bidi="hi_IN"/>
@@ -985,36 +793,24 @@
         </w:rPr>
         <w:t>के खिलाफ युद्ध में मारे गए (</w:t>
       </w:r>
-      <w:hyperlink r:id="rId45">
-        <w:r>
-          <w:rPr>
-            <w:lang w:val="hi_IN" w:bidi="hi_IN"/>
-          </w:rPr>
-          <w:rPr>
-            <w:color w:val="0000EE"/>
-            <w:u w:val="single"/>
-          </w:rPr>
-          <w:t>31:1–6</w:t>
-        </w:r>
-      </w:hyperlink>
+      <w:r>
+        <w:rPr>
+          <w:lang w:val="hi_IN" w:bidi="hi_IN"/>
+        </w:rPr>
+        <w:t>31:1–6</w:t>
+      </w:r>
       <w:r>
         <w:rPr>
           <w:lang w:val="hi_IN" w:bidi="hi_IN"/>
         </w:rPr>
         <w:t xml:space="preserve">)। इससे दाऊद के शासन की शुरुआत का मार्ग प्रशस्त हुआ, हालांकि यह बिना कठिनाइयों के नहीं था (देखें </w:t>
       </w:r>
-      <w:hyperlink r:id="rId46">
-        <w:r>
-          <w:rPr>
-            <w:lang w:val="hi_IN" w:bidi="hi_IN"/>
-          </w:rPr>
-          <w:rPr>
-            <w:color w:val="0000EE"/>
-            <w:u w:val="single"/>
-          </w:rPr>
-          <w:t>2 शमू 1:1–5:5</w:t>
-        </w:r>
-      </w:hyperlink>
+      <w:r>
+        <w:rPr>
+          <w:lang w:val="hi_IN" w:bidi="hi_IN"/>
+        </w:rPr>
+        <w:t>2 शमू 1:1–5:5</w:t>
+      </w:r>
       <w:r>
         <w:rPr>
           <w:lang w:val="hi_IN" w:bidi="hi_IN"/>
@@ -1046,18 +842,12 @@
         </w:rPr>
         <w:t xml:space="preserve">"शमूएल" नाम इस पुस्तक के लेखक के कारण नहीं, बल्कि इस्राएल को राजतंत्र में परिवर्तन कराने में शमूएल की महत्वपूर्ण भूमिका के कारण रखा गया है। शमूएल ने पहला शमूएल के कुछ भाग लिखे हो सकते हैं, परन्तु वह दूसरा शमूएल का कोई भी भाग नहीं लिख सकते थे, क्योंकि उनकी मृत्यु </w:t>
       </w:r>
-      <w:hyperlink r:id="rId47">
-        <w:r>
-          <w:rPr>
-            <w:lang w:val="hi_IN" w:bidi="hi_IN"/>
-          </w:rPr>
-          <w:rPr>
-            <w:color w:val="0000EE"/>
-            <w:u w:val="single"/>
-          </w:rPr>
-          <w:t>1 शमूएल 25:1</w:t>
-        </w:r>
-      </w:hyperlink>
+      <w:r>
+        <w:rPr>
+          <w:lang w:val="hi_IN" w:bidi="hi_IN"/>
+        </w:rPr>
+        <w:t>1 शमूएल 25:1</w:t>
+      </w:r>
       <w:r>
         <w:rPr>
           <w:lang w:val="hi_IN" w:bidi="hi_IN"/>
@@ -1103,18 +893,12 @@
         </w:rPr>
         <w:t>कुछ विद्वानों का तर्क है कि पहला और दूसरा शमूएल (पहला और दूसरा राजाओं के साथ, जो मूल रूप से एक ही पुस्तक थी) विभिन्न स्रोतों से बेबीलोन की बँधुआई (586–538 ई.पू.) के दौरान या बाद में बनाई गई थी। पहला और दूसरा शमूएल में निस्संदेह कई स्रोतों का उपयोग किया गया था—उदाहरण के लिए, शमूएल, नातान, और गाद ने दाऊद के जीवन की घटनाओं का वर्णन किया (</w:t>
       </w:r>
-      <w:hyperlink r:id="rId48">
-        <w:r>
-          <w:rPr>
-            <w:lang w:val="hi_IN" w:bidi="hi_IN"/>
-          </w:rPr>
-          <w:rPr>
-            <w:color w:val="0000EE"/>
-            <w:u w:val="single"/>
-          </w:rPr>
-          <w:t>1 इति 29:29</w:t>
-        </w:r>
-      </w:hyperlink>
+      <w:r>
+        <w:rPr>
+          <w:lang w:val="hi_IN" w:bidi="hi_IN"/>
+        </w:rPr>
+        <w:t>1 इति 29:29</w:t>
+      </w:r>
       <w:r>
         <w:rPr>
           <w:lang w:val="hi_IN" w:bidi="hi_IN"/>
@@ -1185,72 +969,48 @@
         </w:rPr>
         <w:t xml:space="preserve">पहला शमूएल में राजतंत्र पर जोर सबसे पहले हन्ना की प्रार्थना में दिखाई देता है (देखें </w:t>
       </w:r>
-      <w:hyperlink r:id="rId49">
-        <w:r>
-          <w:rPr>
-            <w:lang w:val="hi_IN" w:bidi="hi_IN"/>
-          </w:rPr>
-          <w:rPr>
-            <w:color w:val="0000EE"/>
-            <w:u w:val="single"/>
-          </w:rPr>
-          <w:t>2:10</w:t>
-        </w:r>
-      </w:hyperlink>
+      <w:r>
+        <w:rPr>
+          <w:lang w:val="hi_IN" w:bidi="hi_IN"/>
+        </w:rPr>
+        <w:t>2:10</w:t>
+      </w:r>
       <w:r>
         <w:rPr>
           <w:lang w:val="hi_IN" w:bidi="hi_IN"/>
         </w:rPr>
         <w:t>)। इस्राएल के पास एक राजा होगा, यह विचार उतना ही पुराना था जितना परमेश्वर का अब्राहम और सारा से किया गया वादा (</w:t>
       </w:r>
-      <w:hyperlink r:id="rId50">
-        <w:r>
-          <w:rPr>
-            <w:lang w:val="hi_IN" w:bidi="hi_IN"/>
-          </w:rPr>
-          <w:rPr>
-            <w:color w:val="0000EE"/>
-            <w:u w:val="single"/>
-          </w:rPr>
-          <w:t>उत 17:6</w:t>
-        </w:r>
-      </w:hyperlink>
+      <w:r>
+        <w:rPr>
+          <w:lang w:val="hi_IN" w:bidi="hi_IN"/>
+        </w:rPr>
+        <w:t>उत 17:6</w:t>
+      </w:r>
       <w:r>
         <w:rPr>
           <w:lang w:val="hi_IN" w:bidi="hi_IN"/>
         </w:rPr>
         <w:t xml:space="preserve">, </w:t>
       </w:r>
-      <w:hyperlink r:id="rId51">
-        <w:r>
-          <w:rPr>
-            <w:lang w:val="hi_IN" w:bidi="hi_IN"/>
-          </w:rPr>
-          <w:rPr>
-            <w:color w:val="0000EE"/>
-            <w:u w:val="single"/>
-          </w:rPr>
-          <w:t>16</w:t>
-        </w:r>
-      </w:hyperlink>
+      <w:r>
+        <w:rPr>
+          <w:lang w:val="hi_IN" w:bidi="hi_IN"/>
+        </w:rPr>
+        <w:t>16</w:t>
+      </w:r>
       <w:r>
         <w:rPr>
           <w:lang w:val="hi_IN" w:bidi="hi_IN"/>
         </w:rPr>
         <w:t>)। परमेश्वर ने न तो राजतंत्र का आदेश दिया और न ही उसे मना किया, बल्कि केवल उन अतिरेक को स्पष्ट किया जिनसे इस्राएल के राजाओं को बचना चाहिए (देखें</w:t>
       </w:r>
-      <w:hyperlink r:id="rId13">
-        <w:r>
-          <w:rPr>
-            <w:lang w:val="hi_IN" w:bidi="hi_IN"/>
-          </w:rPr>
-          <w:rPr>
-            <w:color w:val="0000EE"/>
-            <w:u w:val="single"/>
-          </w:rPr>
-          <w:t xml:space="preserve"> व्य.वि. 17:14–20</w:t>
-        </w:r>
-      </w:hyperlink>
+      <w:r>
+        <w:rPr>
+          <w:lang w:val="hi_IN" w:bidi="hi_IN"/>
+        </w:rPr>
+        <w:t xml:space="preserve"> व्य.वि. 17:14–20</w:t>
+      </w:r>
       <w:r>
         <w:rPr>
           <w:lang w:val="hi_IN" w:bidi="hi_IN"/>
@@ -1271,18 +1031,12 @@
         </w:rPr>
         <w:t xml:space="preserve">न्यायियों के समय के दौरान, इस्राएल आत्मिक और राष्ट्रीय रूप से बुरी तरह से बदल गया। यह निरंतर विघटन </w:t>
       </w:r>
-      <w:hyperlink r:id="rId17">
-        <w:r>
-          <w:rPr>
-            <w:lang w:val="hi_IN" w:bidi="hi_IN"/>
-          </w:rPr>
-          <w:rPr>
-            <w:color w:val="0000EE"/>
-            <w:u w:val="single"/>
-          </w:rPr>
-          <w:t>न्यायियों 17–21</w:t>
-        </w:r>
-      </w:hyperlink>
+      <w:r>
+        <w:rPr>
+          <w:lang w:val="hi_IN" w:bidi="hi_IN"/>
+        </w:rPr>
+        <w:t>न्यायियों 17–21</w:t>
+      </w:r>
       <w:r>
         <w:rPr>
           <w:lang w:val="hi_IN" w:bidi="hi_IN"/>
@@ -1303,90 +1057,60 @@
         </w:rPr>
         <w:t>यदि राजा की जिम्मेदारी वाचा का प्रशासन करना थी (</w:t>
       </w:r>
-      <w:hyperlink r:id="rId16">
-        <w:r>
-          <w:rPr>
-            <w:lang w:val="hi_IN" w:bidi="hi_IN"/>
-          </w:rPr>
-          <w:rPr>
-            <w:color w:val="0000EE"/>
-            <w:u w:val="single"/>
-          </w:rPr>
-          <w:t>व्य.वि. 17:18–20</w:t>
-        </w:r>
-      </w:hyperlink>
+      <w:r>
+        <w:rPr>
+          <w:lang w:val="hi_IN" w:bidi="hi_IN"/>
+        </w:rPr>
+        <w:t>व्य.वि. 17:18–20</w:t>
+      </w:r>
       <w:r>
         <w:rPr>
           <w:lang w:val="hi_IN" w:bidi="hi_IN"/>
         </w:rPr>
         <w:t>), तो भविष्यद्वक्ता का कर्तव्य इसकी शर्तों की व्याख्या करना था। इसी कारण, भविष्यवक्ता शमूएल ने पवित्र उत्साह के साथ राजाओं पर अपनी ईश्वरीय रूप से अधिकृत सत्ता की रक्षा की। न केवल शमूएल ने इस्राएल के पहले दो राजाओं का अभिषेक किया (</w:t>
       </w:r>
-      <w:hyperlink r:id="rId52">
-        <w:r>
-          <w:rPr>
-            <w:lang w:val="hi_IN" w:bidi="hi_IN"/>
-          </w:rPr>
-          <w:rPr>
-            <w:color w:val="0000EE"/>
-            <w:u w:val="single"/>
-          </w:rPr>
-          <w:t>1 शमू 10:1</w:t>
-        </w:r>
-      </w:hyperlink>
+      <w:r>
+        <w:rPr>
+          <w:lang w:val="hi_IN" w:bidi="hi_IN"/>
+        </w:rPr>
+        <w:t>1 शमू 10:1</w:t>
+      </w:r>
       <w:r>
         <w:rPr>
           <w:lang w:val="hi_IN" w:bidi="hi_IN"/>
         </w:rPr>
         <w:t xml:space="preserve">; </w:t>
       </w:r>
-      <w:hyperlink r:id="rId53">
-        <w:r>
-          <w:rPr>
-            <w:lang w:val="hi_IN" w:bidi="hi_IN"/>
-          </w:rPr>
-          <w:rPr>
-            <w:color w:val="0000EE"/>
-            <w:u w:val="single"/>
-          </w:rPr>
-          <w:t>16:13</w:t>
-        </w:r>
-      </w:hyperlink>
+      <w:r>
+        <w:rPr>
+          <w:lang w:val="hi_IN" w:bidi="hi_IN"/>
+        </w:rPr>
+        <w:t>16:13</w:t>
+      </w:r>
       <w:r>
         <w:rPr>
           <w:lang w:val="hi_IN" w:bidi="hi_IN"/>
         </w:rPr>
         <w:t>), बल्कि वे राजा को फटकारने के लिए भी बाध्य थे जब उन्होंने वाचा की सीमाओं के बाहर कदम रखा (</w:t>
       </w:r>
-      <w:hyperlink r:id="rId54">
-        <w:r>
-          <w:rPr>
-            <w:lang w:val="hi_IN" w:bidi="hi_IN"/>
-          </w:rPr>
-          <w:rPr>
-            <w:color w:val="0000EE"/>
-            <w:u w:val="single"/>
-          </w:rPr>
-          <w:t>13:8–15</w:t>
-        </w:r>
-      </w:hyperlink>
+      <w:r>
+        <w:rPr>
+          <w:lang w:val="hi_IN" w:bidi="hi_IN"/>
+        </w:rPr>
+        <w:t>13:8–15</w:t>
+      </w:r>
       <w:r>
         <w:rPr>
           <w:lang w:val="hi_IN" w:bidi="hi_IN"/>
         </w:rPr>
         <w:t xml:space="preserve">; </w:t>
       </w:r>
-      <w:hyperlink r:id="rId55">
-        <w:r>
-          <w:rPr>
-            <w:lang w:val="hi_IN" w:bidi="hi_IN"/>
-          </w:rPr>
-          <w:rPr>
-            <w:color w:val="0000EE"/>
-            <w:u w:val="single"/>
-          </w:rPr>
-          <w:t>15:10–33</w:t>
-        </w:r>
-      </w:hyperlink>
+      <w:r>
+        <w:rPr>
+          <w:lang w:val="hi_IN" w:bidi="hi_IN"/>
+        </w:rPr>
+        <w:t>15:10–33</w:t>
+      </w:r>
       <w:r>
         <w:rPr>
           <w:lang w:val="hi_IN" w:bidi="hi_IN"/>
@@ -1421,108 +1145,72 @@
         </w:rPr>
         <w:t xml:space="preserve">न्यायियों के युग और प्रारम्भिक राजशाही की गहरी निराशाओं के बावजूद, इस्राएल के इतिहास पर परमेश्वर का संप्रभु नियंत्रण कई तरीकों से प्रदर्शित होता है: (1) एक समय बाँझ रही स्त्री ने शमूएल को जन्म दिया, जो राजशाही की स्थापना के लिए परमेश्वर का माध्यम बने (अध्याय </w:t>
       </w:r>
-      <w:hyperlink r:id="rId56">
-        <w:r>
-          <w:rPr>
-            <w:lang w:val="hi_IN" w:bidi="hi_IN"/>
-          </w:rPr>
-          <w:rPr>
-            <w:color w:val="0000EE"/>
-            <w:u w:val="single"/>
-          </w:rPr>
-          <w:t>1</w:t>
-        </w:r>
-      </w:hyperlink>
+      <w:r>
+        <w:rPr>
+          <w:lang w:val="hi_IN" w:bidi="hi_IN"/>
+        </w:rPr>
+        <w:t>1</w:t>
+      </w:r>
       <w:r>
         <w:rPr>
           <w:lang w:val="hi_IN" w:bidi="hi_IN"/>
         </w:rPr>
         <w:t xml:space="preserve">); (2) एक विनाशकारी पलिश्ती विजय बिना मानव सहभागिता के पलिश्ती हार में परिवर्तित हो गई (अध्याय </w:t>
       </w:r>
-      <w:hyperlink r:id="rId57">
-        <w:r>
-          <w:rPr>
-            <w:lang w:val="hi_IN" w:bidi="hi_IN"/>
-          </w:rPr>
-          <w:rPr>
-            <w:color w:val="0000EE"/>
-            <w:u w:val="single"/>
-          </w:rPr>
-          <w:t>4–6</w:t>
-        </w:r>
-      </w:hyperlink>
+      <w:r>
+        <w:rPr>
+          <w:lang w:val="hi_IN" w:bidi="hi_IN"/>
+        </w:rPr>
+        <w:t>4–6</w:t>
+      </w:r>
       <w:r>
         <w:rPr>
           <w:lang w:val="hi_IN" w:bidi="hi_IN"/>
         </w:rPr>
         <w:t xml:space="preserve">); (3) जिस राजा की लोगों ने मांग की, वह परमेश्वर का अभिषिक्त बन गया (अध्याय </w:t>
       </w:r>
-      <w:hyperlink r:id="rId58">
-        <w:r>
-          <w:rPr>
-            <w:lang w:val="hi_IN" w:bidi="hi_IN"/>
-          </w:rPr>
-          <w:rPr>
-            <w:color w:val="0000EE"/>
-            <w:u w:val="single"/>
-          </w:rPr>
-          <w:t>8–10</w:t>
-        </w:r>
-      </w:hyperlink>
+      <w:r>
+        <w:rPr>
+          <w:lang w:val="hi_IN" w:bidi="hi_IN"/>
+        </w:rPr>
+        <w:t>8–10</w:t>
+      </w:r>
       <w:r>
         <w:rPr>
           <w:lang w:val="hi_IN" w:bidi="hi_IN"/>
         </w:rPr>
         <w:t xml:space="preserve">); (4) इस राजा को उसकी अविश्वासनीयता के कारण परमेश्वर द्वारा अस्वीकार कर दिया गया (अध्याय </w:t>
       </w:r>
-      <w:hyperlink r:id="rId34">
-        <w:r>
-          <w:rPr>
-            <w:lang w:val="hi_IN" w:bidi="hi_IN"/>
-          </w:rPr>
-          <w:rPr>
-            <w:color w:val="0000EE"/>
-            <w:u w:val="single"/>
-          </w:rPr>
-          <w:t>13</w:t>
-        </w:r>
-      </w:hyperlink>
+      <w:r>
+        <w:rPr>
+          <w:lang w:val="hi_IN" w:bidi="hi_IN"/>
+        </w:rPr>
+        <w:t>13</w:t>
+      </w:r>
       <w:r>
         <w:rPr>
           <w:lang w:val="hi_IN" w:bidi="hi_IN"/>
         </w:rPr>
         <w:t xml:space="preserve">, </w:t>
       </w:r>
-      <w:hyperlink r:id="rId35">
-        <w:r>
-          <w:rPr>
-            <w:lang w:val="hi_IN" w:bidi="hi_IN"/>
-          </w:rPr>
-          <w:rPr>
-            <w:color w:val="0000EE"/>
-            <w:u w:val="single"/>
-          </w:rPr>
-          <w:t>15</w:t>
-        </w:r>
-      </w:hyperlink>
+      <w:r>
+        <w:rPr>
+          <w:lang w:val="hi_IN" w:bidi="hi_IN"/>
+        </w:rPr>
+        <w:t>15</w:t>
+      </w:r>
       <w:r>
         <w:rPr>
           <w:lang w:val="hi_IN" w:bidi="hi_IN"/>
         </w:rPr>
         <w:t xml:space="preserve">); और (5) एक अनजान परिवार के आठवें पुत्र, जो परमेश्वर के अपने हृदय के अनुसार था, को इस्राएल का भविष्य का राजा चुना गया (अध्याय </w:t>
       </w:r>
-      <w:hyperlink r:id="rId59">
-        <w:r>
-          <w:rPr>
-            <w:lang w:val="hi_IN" w:bidi="hi_IN"/>
-          </w:rPr>
-          <w:rPr>
-            <w:color w:val="0000EE"/>
-            <w:u w:val="single"/>
-          </w:rPr>
-          <w:t>16</w:t>
-        </w:r>
-      </w:hyperlink>
+      <w:r>
+        <w:rPr>
+          <w:lang w:val="hi_IN" w:bidi="hi_IN"/>
+        </w:rPr>
+        <w:t>16</w:t>
+      </w:r>
       <w:r>
         <w:rPr>
           <w:lang w:val="hi_IN" w:bidi="hi_IN"/>
@@ -1543,54 +1231,36 @@
         </w:rPr>
         <w:t>शाऊल के शासन के विपरीत, दाऊद की इस्राएल पर राजगद्दी स्थायी रही, और उसके वंशजों में से एक बाद में पूरे संसार का सार्वभौम राजा बना। यीशु दाऊद के सिंहासन के अन्तिम उत्तराधिकारी हैं (</w:t>
       </w:r>
-      <w:hyperlink r:id="rId60">
-        <w:r>
-          <w:rPr>
-            <w:lang w:val="hi_IN" w:bidi="hi_IN"/>
-          </w:rPr>
-          <w:rPr>
-            <w:color w:val="0000EE"/>
-            <w:u w:val="single"/>
-          </w:rPr>
-          <w:t>यूह 7:42</w:t>
-        </w:r>
-      </w:hyperlink>
+      <w:r>
+        <w:rPr>
+          <w:lang w:val="hi_IN" w:bidi="hi_IN"/>
+        </w:rPr>
+        <w:t>यूह 7:42</w:t>
+      </w:r>
       <w:r>
         <w:rPr>
           <w:lang w:val="hi_IN" w:bidi="hi_IN"/>
         </w:rPr>
         <w:t xml:space="preserve">; </w:t>
       </w:r>
-      <w:hyperlink r:id="rId61">
-        <w:r>
-          <w:rPr>
-            <w:lang w:val="hi_IN" w:bidi="hi_IN"/>
-          </w:rPr>
-          <w:rPr>
-            <w:color w:val="0000EE"/>
-            <w:u w:val="single"/>
-          </w:rPr>
-          <w:t>प्रका 5:5</w:t>
-        </w:r>
-      </w:hyperlink>
+      <w:r>
+        <w:rPr>
+          <w:lang w:val="hi_IN" w:bidi="hi_IN"/>
+        </w:rPr>
+        <w:t>प्रका 5:5</w:t>
+      </w:r>
       <w:r>
         <w:rPr>
           <w:lang w:val="hi_IN" w:bidi="hi_IN"/>
         </w:rPr>
         <w:t xml:space="preserve">; </w:t>
       </w:r>
-      <w:hyperlink r:id="rId62">
-        <w:r>
-          <w:rPr>
-            <w:lang w:val="hi_IN" w:bidi="hi_IN"/>
-          </w:rPr>
-          <w:rPr>
-            <w:color w:val="0000EE"/>
-            <w:u w:val="single"/>
-          </w:rPr>
-          <w:t>11:15</w:t>
-        </w:r>
-      </w:hyperlink>
+      <w:r>
+        <w:rPr>
+          <w:lang w:val="hi_IN" w:bidi="hi_IN"/>
+        </w:rPr>
+        <w:t>11:15</w:t>
+      </w:r>
       <w:r>
         <w:rPr>
           <w:lang w:val="hi_IN" w:bidi="hi_IN"/>
